--- a/staticfiles/documents/Реквизиты владельца сайта.docx
+++ b/staticfiles/documents/Реквизиты владельца сайта.docx
@@ -43,6 +43,25 @@
       <w:r>
         <w:t>Балашиха</w:t>
       </w:r>
+      <w:r>
+        <w:t xml:space="preserve">, </w:t>
+      </w:r>
+      <w:proofErr w:type="spellStart"/>
+      <w:r>
+        <w:t>ул</w:t>
+      </w:r>
+      <w:proofErr w:type="spellEnd"/>
+      <w:r>
+        <w:t xml:space="preserve"> </w:t>
+      </w:r>
+      <w:proofErr w:type="spellStart"/>
+      <w:r>
+        <w:t>твардовского</w:t>
+      </w:r>
+      <w:proofErr w:type="spellEnd"/>
+      <w:r>
+        <w:t>, д. 42</w:t>
+      </w:r>
     </w:p>
     <w:p>
       <w:pPr>
@@ -71,7 +90,7 @@
         <w:t>61</w:t>
       </w:r>
       <w:r>
-        <w:t>3-</w:t>
+        <w:t>-</w:t>
       </w:r>
       <w:r>
         <w:t>10</w:t>
@@ -145,110 +164,8 @@
     </w:p>
     <w:p>
       <w:pPr>
-        <w:numPr>
-          <w:ilvl w:val="0"/>
-          <w:numId w:val="1"/>
-        </w:numPr>
+        <w:ind w:left="1440"/>
       </w:pPr>
-      <w:r>
-        <w:rPr>
-          <w:b/>
-          <w:bCs/>
-        </w:rPr>
-        <w:t>ОГРН:</w:t>
-      </w:r>
-      <w:r>
-        <w:t> </w:t>
-      </w:r>
-      <w:r>
-        <w:rPr>
-          <w:lang w:val="en-US"/>
-        </w:rPr>
-        <w:t>____________</w:t>
-      </w:r>
-    </w:p>
-    <w:p>
-      <w:pPr>
-        <w:numPr>
-          <w:ilvl w:val="0"/>
-          <w:numId w:val="1"/>
-        </w:numPr>
-      </w:pPr>
-      <w:r>
-        <w:rPr>
-          <w:b/>
-          <w:bCs/>
-        </w:rPr>
-        <w:t>ИНН:</w:t>
-      </w:r>
-      <w:r>
-        <w:t> </w:t>
-      </w:r>
-      <w:r>
-        <w:rPr>
-          <w:lang w:val="en-US"/>
-        </w:rPr>
-        <w:t>____________________</w:t>
-      </w:r>
-    </w:p>
-    <w:p>
-      <w:pPr>
-        <w:numPr>
-          <w:ilvl w:val="0"/>
-          <w:numId w:val="1"/>
-        </w:numPr>
-      </w:pPr>
-      <w:r>
-        <w:rPr>
-          <w:b/>
-          <w:bCs/>
-        </w:rPr>
-        <w:t>Банковские реквизиты:</w:t>
-      </w:r>
-    </w:p>
-    <w:p>
-      <w:pPr>
-        <w:numPr>
-          <w:ilvl w:val="1"/>
-          <w:numId w:val="1"/>
-        </w:numPr>
-      </w:pPr>
-      <w:r>
-        <w:t xml:space="preserve">Банк: </w:t>
-      </w:r>
-    </w:p>
-    <w:p>
-      <w:pPr>
-        <w:numPr>
-          <w:ilvl w:val="1"/>
-          <w:numId w:val="1"/>
-        </w:numPr>
-      </w:pPr>
-      <w:r>
-        <w:t xml:space="preserve">Расчетный счет: </w:t>
-      </w:r>
-    </w:p>
-    <w:p>
-      <w:pPr>
-        <w:numPr>
-          <w:ilvl w:val="1"/>
-          <w:numId w:val="1"/>
-        </w:numPr>
-      </w:pPr>
-      <w:r>
-        <w:t xml:space="preserve">Корреспондентский счет: </w:t>
-      </w:r>
-    </w:p>
-    <w:p>
-      <w:pPr>
-        <w:numPr>
-          <w:ilvl w:val="1"/>
-          <w:numId w:val="1"/>
-        </w:numPr>
-      </w:pPr>
-      <w:r>
-        <w:t xml:space="preserve">БИК: </w:t>
-      </w:r>
     </w:p>
     <w:sectPr>
       <w:pgSz w:w="11906" w:h="16838"/>
@@ -1020,6 +937,7 @@
   <w:style w:type="character" w:default="1" w:styleId="a0">
     <w:name w:val="Default Paragraph Font"/>
     <w:uiPriority w:val="1"/>
+    <w:semiHidden/>
     <w:unhideWhenUsed/>
   </w:style>
   <w:style w:type="table" w:default="1" w:styleId="a1">
